--- a/web/e2e/fixtures/sample.docx
+++ b/web/e2e/fixtures/sample.docx
@@ -215,10 +215,47 @@
         </w:tc>
       </w:tr>
     </w:tbl>
+    <w:p>
+      <w:pPr>
+        <w:rPr/>
+        <w:pStyle w:val="Heading2"/>
+      </w:pPr>
+      <w:r>
+        <w:rPr/>
+        <w:t xml:space="preserve">四、修订</w:t>
+      </w:r>
+    </w:p>
+    <w:p>
+      <w:pPr>
+        <w:rPr/>
+      </w:pPr>
+      <w:r>
+        <w:rPr/>
+        <w:t xml:space="preserve">保留文字 </w:t>
+      </w:r>
+      <w:ins w:id="0" w:author="unnamed" w:date="1970-01-01T00:00:00Z">
+        <w:r>
+          <w:rPr/>
+          <w:t xml:space="preserve">这是插入</w:t>
+        </w:r>
+      </w:ins>
+      <w:r>
+        <w:rPr/>
+        <w:t xml:space="preserve"> </w:t>
+      </w:r>
+      <w:del w:id="1" w:author="unnamed" w:date="1970-01-01T00:00:00Z">
+        <w:r>
+          <w:rPr/>
+          <w:delText xml:space="preserve">这是删除</w:delText>
+        </w:r>
+      </w:del>
+    </w:p>
     <w:sectPr>
       <w:pgSz w:w="11906" w:h="16838"/>
       <w:pgMar w:top="1985" w:right="1701" w:bottom="1701" w:left="1701" w:header="851" w:footer="992" w:gutter="0"/>
       <w:cols w:space="425" w:num="1"/>
+      <w:headerReference w:type="default" r:id="rIdHeader1"/>
+      <w:footerReference w:type="default" r:id="rIdFooter1"/>
     </w:sectPr>
   </w:body>
 </w:document>
@@ -232,8 +269,36 @@
 <w15:commentsEx xmlns:wpc="http://schemas.microsoft.com/office/word/2010/wordprocessingCanvas" xmlns:cx="http://schemas.microsoft.com/office/drawing/2014/chartex" xmlns:cx1="http://schemas.microsoft.com/office/drawing/2015/9/8/chartex" xmlns:cx2="http://schemas.microsoft.com/office/drawing/2015/10/21/chartex" xmlns:cx3="http://schemas.microsoft.com/office/drawing/2016/5/9/chartex" xmlns:cx4="http://schemas.microsoft.com/office/drawing/2016/5/10/chartex" xmlns:cx5="http://schemas.microsoft.com/office/drawing/2016/5/11/chartex" xmlns:cx6="http://schemas.microsoft.com/office/drawing/2016/5/12/chartex" xmlns:cx7="http://schemas.microsoft.com/office/drawing/2016/5/13/chartex" xmlns:cx8="http://schemas.microsoft.com/office/drawing/2016/5/14/chartex" xmlns:mc="http://schemas.openxmlformats.org/markup-compatibility/2006" xmlns:aink="http://schemas.microsoft.com/office/drawing/2016/ink" xmlns:am3d="http://schemas.microsoft.com/office/drawing/2017/model3d" xmlns:o="urn:schemas-microsoft-com:office:office" xmlns:r="http://schemas.openxmlformats.org/officeDocument/2006/relationships" xmlns:m="http://schemas.openxmlformats.org/officeDocument/2006/math" xmlns:v="urn:schemas-microsoft-com:vml" xmlns:wp14="http://schemas.microsoft.com/office/word/2010/wordprocessingDrawing" xmlns:wp="http://schemas.openxmlformats.org/drawingml/2006/wordprocessingDrawing" xmlns:w10="urn:schemas-microsoft-com:office:word" xmlns:w="http://schemas.openxmlformats.org/wordprocessingml/2006/main" xmlns:w14="http://schemas.microsoft.com/office/word/2010/wordml" xmlns:w15="http://schemas.microsoft.com/office/word/2012/wordml" xmlns:w16cex="http://schemas.microsoft.com/office/word/2018/wordml/cex" xmlns:w16cid="http://schemas.microsoft.com/office/word/2016/wordml/cid" xmlns:w16="http://schemas.microsoft.com/office/word/2018/wordml" xmlns:w16se="http://schemas.microsoft.com/office/word/2015/wordml/symex" xmlns:wpg="http://schemas.microsoft.com/office/word/2010/wordprocessingGroup" xmlns:wpi="http://schemas.microsoft.com/office/word/2010/wordprocessingInk" xmlns:wne="http://schemas.microsoft.com/office/word/2006/wordml" xmlns:wps="http://schemas.microsoft.com/office/word/2010"/>
 </file>
 
+<file path=word/footer1.xml><?xml version="1.0" encoding="utf-8"?>
+<w:ftr xmlns:r="http://schemas.openxmlformats.org/officeDocument/2006/relationships" xmlns:o="urn:schemas-microsoft-com:office:office" xmlns:v="urn:schemas-microsoft-com:vml" xmlns:w="http://schemas.openxmlformats.org/wordprocessingml/2006/main" xmlns:w10="urn:schemas-microsoft-com:office:word" xmlns:wp="http://schemas.openxmlformats.org/drawingml/2006/wordprocessingDrawing" xmlns:wps="http://schemas.microsoft.com/office/word/2010/wordprocessingShape" xmlns:wpg="http://schemas.microsoft.com/office/word/2010/wordprocessingGroup" xmlns:mc="http://schemas.openxmlformats.org/markup-compatibility/2006" xmlns:wp14="http://schemas.microsoft.com/office/word/2010/wordprocessingDrawing" xmlns:w14="http://schemas.microsoft.com/office/word/2010/wordml" mc:Ignorable="w14 wp14">
+  <w:p>
+    <w:pPr>
+      <w:rPr/>
+    </w:pPr>
+    <w:r>
+      <w:rPr/>
+      <w:t xml:space="preserve">第 1 页 · 页脚</w:t>
+    </w:r>
+  </w:p>
+</w:ftr>
+</file>
+
 <file path=word/footnotes.xml><?xml version="1.0" encoding="utf-8"?>
 <w:footnotes xmlns:wpc="http://schemas.microsoft.com/office/word/2010/wordprocessingCanvas" xmlns:cx="http://schemas.microsoft.com/office/drawing/2014/chartex" xmlns:cx1="http://schemas.microsoft.com/office/drawing/2015/9/8/chartex" xmlns:cx2="http://schemas.microsoft.com/office/drawing/2015/10/21/chartex" xmlns:cx3="http://schemas.microsoft.com/office/drawing/2016/5/9/chartex" xmlns:cx4="http://schemas.microsoft.com/office/drawing/2016/5/10/chartex" xmlns:cx5="http://schemas.microsoft.com/office/drawing/2016/5/11/chartex" xmlns:cx6="http://schemas.microsoft.com/office/drawing/2016/5/12/chartex" xmlns:cx7="http://schemas.microsoft.com/office/drawing/2016/5/13/chartex" xmlns:cx8="http://schemas.microsoft.com/office/drawing/2016/5/14/chartex" xmlns:mc="http://schemas.openxmlformats.org/markup-compatibility/2006" xmlns:aink="http://schemas.microsoft.com/office/drawing/2016/ink" xmlns:am3d="http://schemas.microsoft.com/office/drawing/2017/model3d" xmlns:o="urn:schemas-microsoft-com:office:office" xmlns:oel="http://schemas.microsoft.com/office/2019/extlst" xmlns:r="http://schemas.openxmlformats.org/officeDocument/2006/relationships" xmlns:m="http://schemas.openxmlformats.org/officeDocument/2006/math" xmlns:v="urn:schemas-microsoft-com:vml" xmlns:wp14="http://schemas.microsoft.com/office/word/2010/wordprocessingDrawing" xmlns:wp="http://schemas.openxmlformats.org/drawingml/2006/wordprocessingDrawing" xmlns:w10="urn:schemas-microsoft-com:office:word" xmlns:w="http://schemas.openxmlformats.org/wordprocessingml/2006/main" xmlns:w14="http://schemas.microsoft.com/office/word/2010/wordml" xmlns:w15="http://schemas.microsoft.com/office/word/2012/wordml" xmlns:w16cex="http://schemas.microsoft.com/office/word/2018/wordml/cex" xmlns:w16cid="http://schemas.microsoft.com/office/word/2016/wordml/cid" xmlns:w16="http://schemas.microsoft.com/office/word/2018/wordml" xmlns:w16du="http://schemas.microsoft.com/office/word/2023/wordml/word16du" xmlns:w16sdtdh="http://schemas.microsoft.com/office/word/2020/wordml/sdtdatahash" xmlns:w16se="http://schemas.microsoft.com/office/word/2015/wordml/symex" xmlns:wpg="http://schemas.microsoft.com/office/word/2010/wordprocessingGroup" xmlns:wpi="http://schemas.microsoft.com/office/word/2010/wordprocessingInk" xmlns:wne="http://schemas.microsoft.com/office/word/2006/wordml" xmlns:wps="http://schemas.microsoft.com/office/word/2010/wordprocessingShape" mc:Ignorable="w14 w15 w16se w16cid w16 w16cex w16sdtdh w16du wp14"/>
+</file>
+
+<file path=word/header1.xml><?xml version="1.0" encoding="utf-8"?>
+<w:hdr xmlns:r="http://schemas.openxmlformats.org/officeDocument/2006/relationships" xmlns:o="urn:schemas-microsoft-com:office:office" xmlns:v="urn:schemas-microsoft-com:vml" xmlns:w="http://schemas.openxmlformats.org/wordprocessingml/2006/main" xmlns:w10="urn:schemas-microsoft-com:office:word" xmlns:wp="http://schemas.openxmlformats.org/drawingml/2006/wordprocessingDrawing" xmlns:wps="http://schemas.microsoft.com/office/word/2010/wordprocessingShape" xmlns:wpg="http://schemas.microsoft.com/office/word/2010/wordprocessingGroup" xmlns:mc="http://schemas.openxmlformats.org/markup-compatibility/2006" xmlns:wp14="http://schemas.microsoft.com/office/word/2010/wordprocessingDrawing" xmlns:w14="http://schemas.microsoft.com/office/word/2010/wordml" mc:Ignorable="w14 wp14">
+  <w:p>
+    <w:pPr>
+      <w:rPr/>
+    </w:pPr>
+    <w:r>
+      <w:rPr/>
+      <w:t xml:space="preserve">office-R 文档页眉</w:t>
+    </w:r>
+  </w:p>
+</w:hdr>
 </file>
 
 <file path=word/numbering.xml><?xml version="1.0" encoding="utf-8"?>
